--- a/5. Project Development Phase/Tableau/Business Question and Visualisation Report.docx
+++ b/5. Project Development Phase/Tableau/Business Question and Visualisation Report.docx
@@ -34,7 +34,7 @@
             <wp:extent cx="1376363" cy="589870"/>
             <wp:effectExtent b="0" l="0" r="0" t="0"/>
             <wp:wrapNone/>
-            <wp:docPr id="2" name="image1.png"/>
+            <wp:docPr id="3" name="image1.png"/>
             <a:graphic>
               <a:graphicData uri="http://schemas.openxmlformats.org/drawingml/2006/picture">
                 <pic:pic>
@@ -169,7 +169,7 @@
                 <w:rFonts w:ascii="Arial" w:cs="Arial" w:eastAsia="Arial" w:hAnsi="Arial"/>
                 <w:rtl w:val="0"/>
               </w:rPr>
-              <w:t xml:space="preserve">24 September 2024</w:t>
+              <w:t xml:space="preserve">24 October 2026</w:t>
             </w:r>
           </w:p>
         </w:tc>
@@ -209,7 +209,7 @@
                 <w:rFonts w:ascii="Arial" w:cs="Arial" w:eastAsia="Arial" w:hAnsi="Arial"/>
                 <w:rtl w:val="0"/>
               </w:rPr>
-              <w:t xml:space="preserve">PNT2022TMIDxxxxxx</w:t>
+              <w:t xml:space="preserve">EN25CS3010138</w:t>
             </w:r>
           </w:p>
         </w:tc>
@@ -246,10 +246,15 @@
             </w:pPr>
             <w:r>
               <w:rPr>
-                <w:rFonts w:ascii="Arial" w:cs="Arial" w:eastAsia="Arial" w:hAnsi="Arial"/>
+                <w:color w:val="0a0a0a"/>
                 <w:rtl w:val="0"/>
               </w:rPr>
-              <w:t xml:space="preserve">Project Title</w:t>
+              <w:t xml:space="preserve">Electric Vehicle Market Performance &amp; Insights</w:t>
+            </w:r>
+            <w:r>
+              <w:rPr>
+                <w:rtl w:val="0"/>
+              </w:rPr>
             </w:r>
           </w:p>
         </w:tc>
@@ -494,6 +499,11 @@
         </w:rPr>
         <w:t xml:space="preserve">: Line chart showing monthly sales trends.</w:t>
       </w:r>
+      <w:r>
+        <w:rPr>
+          <w:rtl w:val="0"/>
+        </w:rPr>
+      </w:r>
     </w:p>
     <w:p>
       <w:pPr>
@@ -766,6 +776,11 @@
         </w:rPr>
         <w:t xml:space="preserve">Map visualization showing customer satisfaction by region.</w:t>
       </w:r>
+      <w:r>
+        <w:rPr>
+          <w:rtl w:val="0"/>
+        </w:rPr>
+      </w:r>
     </w:p>
     <w:p>
       <w:pPr>
@@ -1150,6 +1165,20 @@
   <w:style w:type="paragraph" w:styleId="Normal" w:default="1">
     <w:name w:val="normal"/>
   </w:style>
+  <w:style w:type="table" w:styleId="TableNormal" w:default="1">
+    <w:name w:val="TableNormal"/>
+    <w:tblPr>
+      <w:tblCellMar>
+        <w:top w:w="100.0" w:type="dxa"/>
+        <w:left w:w="100.0" w:type="dxa"/>
+        <w:bottom w:w="100.0" w:type="dxa"/>
+        <w:right w:w="100.0" w:type="dxa"/>
+      </w:tblCellMar>
+    </w:tblPr>
+  </w:style>
+  <w:style w:type="paragraph" w:styleId="Normal" w:default="1">
+    <w:name w:val="normal"/>
+  </w:style>
   <w:style w:type="character" w:styleId="DefaultParagraphFont" w:default="1">
     <w:name w:val="Default Paragraph Font"/>
     <w:uiPriority w:val="1"/>
@@ -1246,6 +1275,22 @@
       <w:ind w:left="720"/>
       <w:contextualSpacing w:val="1"/>
     </w:pPr>
+  </w:style>
+  <w:style w:type="table" w:styleId="Table1">
+    <w:basedOn w:val="TableNormal"/>
+    <w:pPr>
+      <w:spacing w:after="0" w:line="240" w:lineRule="auto"/>
+    </w:pPr>
+    <w:tblPr>
+      <w:tblStyleRowBandSize w:val="1"/>
+      <w:tblStyleColBandSize w:val="1"/>
+      <w:tblCellMar>
+        <w:top w:w="0.0" w:type="dxa"/>
+        <w:left w:w="108.0" w:type="dxa"/>
+        <w:bottom w:w="0.0" w:type="dxa"/>
+        <w:right w:w="108.0" w:type="dxa"/>
+      </w:tblCellMar>
+    </w:tblPr>
   </w:style>
   <w:style w:type="table" w:styleId="Table1">
     <w:basedOn w:val="TableNormal"/>
@@ -1597,7 +1642,7 @@
 
 <file path=customXML/item1.xml><?xml version="1.0" encoding="utf-8"?>
 <go:gDocsCustomXmlDataStorage xmlns:go="http://customooxmlschemas.google.com/" xmlns:r="http://schemas.openxmlformats.org/officeDocument/2006/relationships" uri="GoogleDocsCustomDataVersion2">
-  <go:docsCustomData xmlns:go="http://customooxmlschemas.google.com/" roundtripDataSignature="AMtx7mj7CcVuBXN2n5YlxvnaV1JAMz/BQw==">CgMxLjA4AHIhMVJhdjVnUTFwaHpZU1NVWjlNaFV0VzNSc0dwdXVrWjVu</go:docsCustomData>
+  <go:docsCustomData xmlns:go="http://customooxmlschemas.google.com/" roundtripDataSignature="AMtx7mhQulXMOapc3+MS3SIhastFGs+IQw==">CgMxLjA4AHIhMTUzdzRpSUFLZERTOURPZ08wQUtmVEhBYWNVOElxS2Fu</go:docsCustomData>
 </go:gDocsCustomXmlDataStorage>
 </file>
 
